--- a/problem_sets/PS01/my_answers/assignment_cover_sheet_word.docx
+++ b/problem_sets/PS01/my_answers/assignment_cover_sheet_word.docx
@@ -1168,7 +1168,27 @@
                 <w:szCs w:val="16"/>
                 <w:lang w:val="en-US" w:eastAsia="zh-CN"/>
               </w:rPr>
-              <w:t xml:space="preserve">The only place I used AI is when I tried to use stargazer to create a t-test output file but the texstudio kept throwing the error </w:t>
+              <w:t xml:space="preserve">The only place I used AI is when I tried to use stargazer to create a t-test output file but the texstudio kept </w:t>
+            </w:r>
+            <w:r>
+              <w:rPr>
+                <w:rFonts w:hint="default" w:ascii="helvetica" w:hAnsi="helvetica"/>
+                <w:sz w:val="16"/>
+                <w:szCs w:val="16"/>
+                <w:lang w:val="en-US" w:eastAsia="zh-CN"/>
+              </w:rPr>
+              <w:t>showing</w:t>
+            </w:r>
+            <w:bookmarkStart w:id="0" w:name="_GoBack"/>
+            <w:bookmarkEnd w:id="0"/>
+            <w:r>
+              <w:rPr>
+                <w:rFonts w:hint="eastAsia" w:ascii="helvetica" w:hAnsi="helvetica"/>
+                <w:sz w:val="16"/>
+                <w:szCs w:val="16"/>
+                <w:lang w:val="en-US" w:eastAsia="zh-CN"/>
+              </w:rPr>
+              <w:t xml:space="preserve"> the error </w:t>
             </w:r>
             <w:r>
               <w:rPr>
@@ -1204,18 +1224,7 @@
                 <w:szCs w:val="16"/>
                 <w:lang w:val="en-US" w:eastAsia="zh-CN"/>
               </w:rPr>
-              <w:t>. As this was a specific error, I was not able to find any solutions online. I had no experience of using texstudio</w:t>
-            </w:r>
-            <w:bookmarkStart w:id="0" w:name="_GoBack"/>
-            <w:bookmarkEnd w:id="0"/>
-            <w:r>
-              <w:rPr>
-                <w:rFonts w:hint="eastAsia" w:ascii="helvetica" w:hAnsi="helvetica"/>
-                <w:sz w:val="16"/>
-                <w:szCs w:val="16"/>
-                <w:lang w:val="en-US" w:eastAsia="zh-CN"/>
-              </w:rPr>
-              <w:t xml:space="preserve"> before so I </w:t>
+              <w:t xml:space="preserve">. As this was a specific error, I was not able to find any solutions online. I had no experience of using texstudio before so I </w:t>
             </w:r>
             <w:r>
               <w:rPr>

--- a/problem_sets/PS01/my_answers/assignment_cover_sheet_word.docx
+++ b/problem_sets/PS01/my_answers/assignment_cover_sheet_word.docx
@@ -1179,8 +1179,6 @@
               </w:rPr>
               <w:t>showing</w:t>
             </w:r>
-            <w:bookmarkStart w:id="0" w:name="_GoBack"/>
-            <w:bookmarkEnd w:id="0"/>
             <w:r>
               <w:rPr>
                 <w:rFonts w:hint="eastAsia" w:ascii="helvetica" w:hAnsi="helvetica"/>
@@ -1243,6 +1241,26 @@
                 <w:lang w:val="en-US" w:eastAsia="zh-CN"/>
               </w:rPr>
               <w:t xml:space="preserve">why this happened.  I asked AI how can I fix this error and it told me I should tidy the result and convert it into data frame. Then, I successfully created the output file. </w:t>
+            </w:r>
+            <w:r>
+              <w:rPr>
+                <w:rFonts w:hint="default" w:ascii="helvetica" w:hAnsi="helvetica"/>
+                <w:sz w:val="16"/>
+                <w:szCs w:val="16"/>
+                <w:lang w:val="en-US" w:eastAsia="zh-CN"/>
+              </w:rPr>
+              <w:t>All of the answers and the codes to answer the problems are my own</w:t>
+            </w:r>
+            <w:bookmarkStart w:id="0" w:name="_GoBack"/>
+            <w:bookmarkEnd w:id="0"/>
+            <w:r>
+              <w:rPr>
+                <w:rFonts w:hint="default" w:ascii="helvetica" w:hAnsi="helvetica"/>
+                <w:sz w:val="16"/>
+                <w:szCs w:val="16"/>
+                <w:lang w:val="en-US" w:eastAsia="zh-CN"/>
+              </w:rPr>
+              <w:t xml:space="preserve"> work.</w:t>
             </w:r>
           </w:p>
         </w:tc>
